--- a/src/Tests/Inputs/wedding/01/input.docx
+++ b/src/Tests/Inputs/wedding/01/input.docx
@@ -1,6 +1,6 @@
 
 <file path=word/document.xml><?xml version="1.0" encoding="utf-8"?>
-<w:document xmlns:wpc="http://schemas.microsoft.com/office/word/2010/wordprocessingCanvas" xmlns:cx="http://schemas.microsoft.com/office/drawing/2014/chartex" xmlns:cx1="http://schemas.microsoft.com/office/drawing/2015/9/8/chartex" xmlns:cx2="http://schemas.microsoft.com/office/drawing/2015/10/21/chartex" xmlns:cx3="http://schemas.microsoft.com/office/drawing/2016/5/9/chartex" xmlns:cx4="http://schemas.microsoft.com/office/drawing/2016/5/10/chartex" xmlns:cx5="http://schemas.microsoft.com/office/drawing/2016/5/11/chartex" xmlns:cx6="http://schemas.microsoft.com/office/drawing/2016/5/12/chartex" xmlns:cx7="http://schemas.microsoft.com/office/drawing/2016/5/13/chartex" xmlns:cx8="http://schemas.microsoft.com/office/drawing/2016/5/14/chartex" xmlns:mc="http://schemas.openxmlformats.org/markup-compatibility/2006" xmlns:aink="http://schemas.microsoft.com/office/drawing/2016/ink" xmlns:am3d="http://schemas.microsoft.com/office/drawing/2017/model3d" xmlns:o="urn:schemas-microsoft-com:office:office" xmlns:oel="http://schemas.microsoft.com/office/2019/extlst" xmlns:r="http://schemas.openxmlformats.org/officeDocument/2006/relationships" xmlns:m="http://schemas.openxmlformats.org/officeDocument/2006/math" xmlns:v="urn:schemas-microsoft-com:vml" xmlns:wp14="http://schemas.microsoft.com/office/word/2010/wordprocessingDrawing" xmlns:wp="http://schemas.openxmlformats.org/drawingml/2006/wordprocessingDrawing" xmlns:w10="urn:schemas-microsoft-com:office:word" xmlns:w="http://schemas.openxmlformats.org/wordprocessingml/2006/main" xmlns:w14="http://schemas.microsoft.com/office/word/2010/wordml" xmlns:w15="http://schemas.microsoft.com/office/word/2012/wordml" xmlns:w16cex="http://schemas.microsoft.com/office/word/2018/wordml/cex" xmlns:w16cid="http://schemas.microsoft.com/office/word/2016/wordml/cid" xmlns:w16="http://schemas.microsoft.com/office/word/2018/wordml" xmlns:w16sdtdh="http://schemas.microsoft.com/office/word/2020/wordml/sdtdatahash" xmlns:w16se="http://schemas.microsoft.com/office/word/2015/wordml/symex" xmlns:wpg="http://schemas.microsoft.com/office/word/2010/wordprocessingGroup" xmlns:wpi="http://schemas.microsoft.com/office/word/2010/wordprocessingInk" xmlns:wne="http://schemas.microsoft.com/office/word/2006/wordml" xmlns:wps="http://schemas.microsoft.com/office/word/2010/wordprocessingShape" mc:Ignorable="w14 w15 w16se w16cid w16 w16cex w16sdtdh wp14">
+<w:document xmlns:a="http://schemas.openxmlformats.org/drawingml/2006/main" xmlns:adec="http://schemas.microsoft.com/office/drawing/2017/decorative" xmlns:pic="http://schemas.openxmlformats.org/drawingml/2006/picture" xmlns:a14="http://schemas.microsoft.com/office/drawing/2010/main" xmlns:wpc="http://schemas.microsoft.com/office/word/2010/wordprocessingCanvas" xmlns:cx="http://schemas.microsoft.com/office/drawing/2014/chartex" xmlns:cx1="http://schemas.microsoft.com/office/drawing/2015/9/8/chartex" xmlns:cx2="http://schemas.microsoft.com/office/drawing/2015/10/21/chartex" xmlns:cx3="http://schemas.microsoft.com/office/drawing/2016/5/9/chartex" xmlns:cx4="http://schemas.microsoft.com/office/drawing/2016/5/10/chartex" xmlns:cx5="http://schemas.microsoft.com/office/drawing/2016/5/11/chartex" xmlns:cx6="http://schemas.microsoft.com/office/drawing/2016/5/12/chartex" xmlns:cx7="http://schemas.microsoft.com/office/drawing/2016/5/13/chartex" xmlns:cx8="http://schemas.microsoft.com/office/drawing/2016/5/14/chartex" xmlns:mc="http://schemas.openxmlformats.org/markup-compatibility/2006" xmlns:aink="http://schemas.microsoft.com/office/drawing/2016/ink" xmlns:am3d="http://schemas.microsoft.com/office/drawing/2017/model3d" xmlns:o="urn:schemas-microsoft-com:office:office" xmlns:oel="http://schemas.microsoft.com/office/2019/extlst" xmlns:r="http://schemas.openxmlformats.org/officeDocument/2006/relationships" xmlns:m="http://schemas.openxmlformats.org/officeDocument/2006/math" xmlns:v="urn:schemas-microsoft-com:vml" xmlns:wp14="http://schemas.microsoft.com/office/word/2010/wordprocessingDrawing" xmlns:wp="http://schemas.openxmlformats.org/drawingml/2006/wordprocessingDrawing" xmlns:w10="urn:schemas-microsoft-com:office:word" xmlns:w="http://schemas.openxmlformats.org/wordprocessingml/2006/main" xmlns:w14="http://schemas.microsoft.com/office/word/2010/wordml" xmlns:w15="http://schemas.microsoft.com/office/word/2012/wordml" xmlns:w16cex="http://schemas.microsoft.com/office/word/2018/wordml/cex" xmlns:w16cid="http://schemas.microsoft.com/office/word/2016/wordml/cid" xmlns:w16="http://schemas.microsoft.com/office/word/2018/wordml" xmlns:w16sdtdh="http://schemas.microsoft.com/office/word/2020/wordml/sdtdatahash" xmlns:w16se="http://schemas.microsoft.com/office/word/2015/wordml/symex" xmlns:wpg="http://schemas.microsoft.com/office/word/2010/wordprocessingGroup" xmlns:wpi="http://schemas.microsoft.com/office/word/2010/wordprocessingInk" xmlns:wne="http://schemas.microsoft.com/office/word/2006/wordml" xmlns:wps="http://schemas.microsoft.com/office/word/2010/wordprocessingShape" mc:Ignorable="w14 w15 w16se w16cid w16 w16cex w16sdtdh wp14">
   <w:body>
     <w:sdt>
       <w:sdtPr>
@@ -101,7 +101,7 @@
         <mc:AlternateContent>
           <mc:Choice Requires="wpg">
             <w:drawing>
-              <wp:anchor distT="0" distB="0" distL="114300" distR="114300" simplePos="0" relativeHeight="251659264" behindDoc="1" locked="1" layoutInCell="1" allowOverlap="1" wp14:anchorId="23387146" wp14:editId="096D0A90">
+              <wp:anchor distT="0" distB="0" distL="114300" distR="114300" simplePos="0" relativeHeight="251659264" behindDoc="1" locked="1" layoutInCell="1" allowOverlap="1" wp14:editId="096D0A90" wp14:anchorId="23387146">
                 <wp:simplePos x="0" y="0"/>
                 <wp:positionH relativeFrom="column">
                   <wp:posOffset>0</wp:posOffset>
@@ -215,8 +215,8 @@
           </mc:Choice>
           <mc:Fallback>
             <w:pict>
-              <v:group w14:anchorId="714FF38C" id="Group 1" o:spid="_x0000_s1026" alt="&quot;&quot;" style="position:absolute;margin-left:0;margin-top:3.6pt;width:612pt;height:6in;z-index:-251657216;mso-width-relative:margin" coordsize="77717,54864" o:gfxdata="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">
-                <v:shapetype id="_x0000_t75" coordsize="21600,21600" o:spt="75" o:preferrelative="t" path="m@4@5l@4@11@9@11@9@5xe" filled="f" stroked="f">
+              <v:group id="Group 1" style="position:absolute;margin-left:0;margin-top:3.6pt;width:612pt;height:6in;z-index:-251657216;mso-width-relative:margin" alt="&quot;&quot;" coordsize="77717,54864" o:spid="_x0000_s1026" o:gfxdata="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" w14:anchorId="714FF38C">
+                <v:shapetype id="_x0000_t75" coordsize="21600,21600" filled="f" stroked="f" o:spt="75" o:preferrelative="t" path="m@4@5l@4@11@9@11@9@5xe">
                   <v:stroke joinstyle="miter"/>
                   <v:formulas>
                     <v:f eqn="if lineDrawn pixelLineWidth 0"/>
@@ -232,14 +232,14 @@
                     <v:f eqn="prod @7 21600 pixelHeight"/>
                     <v:f eqn="sum @10 21600 0"/>
                   </v:formulas>
-                  <v:path o:extrusionok="f" gradientshapeok="t" o:connecttype="rect"/>
+                  <v:path gradientshapeok="t" o:connecttype="rect" o:extrusionok="f"/>
                   <o:lock v:ext="edit" aspectratio="t"/>
                 </v:shapetype>
-                <v:shape id="Picture 10" o:spid="_x0000_s1027" type="#_x0000_t75" alt="A picture containing weapon, missile, rocket&#10;&#10;Description automatically generated" style="position:absolute;left:41224;width:36493;height:54864;visibility:visible;mso-wrap-style:square" o:gfxdata="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">
-                  <v:imagedata r:id="rId8" o:title="A picture containing weapon, missile, rocket&#10;&#10;Description automatically generated"/>
+                <v:shape id="Picture 10" style="position:absolute;left:41224;width:36493;height:54864;visibility:visible;mso-wrap-style:square" alt="A picture containing weapon, missile, rocket&#10;&#10;Description automatically generated" o:spid="_x0000_s1027" type="#_x0000_t75" o:gfxdata="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">
+                  <v:imagedata o:title="A picture containing weapon, missile, rocket&#10;&#10;Description automatically generated" r:id="rId8"/>
                 </v:shape>
-                <v:shape id="Picture 13" o:spid="_x0000_s1028" type="#_x0000_t75" alt="A picture containing weapon, missile, rocket&#10;&#10;Description automatically generated" style="position:absolute;width:36493;height:54864;visibility:visible;mso-wrap-style:square" o:gfxdata="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">
-                  <v:imagedata r:id="rId8" o:title="A picture containing weapon, missile, rocket&#10;&#10;Description automatically generated"/>
+                <v:shape id="Picture 13" style="position:absolute;width:36493;height:54864;visibility:visible;mso-wrap-style:square" alt="A picture containing weapon, missile, rocket&#10;&#10;Description automatically generated" o:spid="_x0000_s1028" type="#_x0000_t75" o:gfxdata="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">
+                  <v:imagedata o:title="A picture containing weapon, missile, rocket&#10;&#10;Description automatically generated" r:id="rId8"/>
                 </v:shape>
                 <w10:anchorlock/>
               </v:group>
@@ -262,7 +262,7 @@
       </w:tblGrid>
       <w:tr>
         <w:trPr>
-          <w:trHeight w:hRule="exact" w:val="1107"/>
+          <w:trHeight w:val="1107" w:hRule="exact"/>
         </w:trPr>
         <w:tc>
           <w:tcPr>
@@ -333,7 +333,7 @@
       </w:tr>
       <w:tr>
         <w:trPr>
-          <w:trHeight w:hRule="exact" w:val="4950"/>
+          <w:trHeight w:val="4950" w:hRule="exact"/>
         </w:trPr>
         <w:tc>
           <w:tcPr>
@@ -478,7 +478,7 @@
       </w:tr>
       <w:tr>
         <w:trPr>
-          <w:trHeight w:hRule="exact" w:val="360"/>
+          <w:trHeight w:val="360" w:hRule="exact"/>
         </w:trPr>
         <w:tc>
           <w:tcPr>
@@ -542,7 +542,7 @@
       </w:tr>
       <w:tr>
         <w:trPr>
-          <w:trHeight w:hRule="exact" w:val="360"/>
+          <w:trHeight w:val="360" w:hRule="exact"/>
         </w:trPr>
         <w:tc>
           <w:tcPr>
@@ -606,7 +606,7 @@
       </w:tr>
       <w:tr>
         <w:trPr>
-          <w:trHeight w:hRule="exact" w:val="864"/>
+          <w:trHeight w:val="864" w:hRule="exact"/>
         </w:trPr>
         <w:tc>
           <w:tcPr>
@@ -742,7 +742,7 @@
       </w:tr>
       <w:tr>
         <w:trPr>
-          <w:trHeight w:hRule="exact" w:val="792"/>
+          <w:trHeight w:val="792" w:hRule="exact"/>
         </w:trPr>
         <w:tc>
           <w:tcPr>

--- a/src/Tests/Inputs/wedding/01/input.docx
+++ b/src/Tests/Inputs/wedding/01/input.docx
@@ -1668,1330 +1668,6 @@
 </w:webSettings>
 </file>
 
-<file path=word/glossary/document.xml><?xml version="1.0" encoding="utf-8"?>
-<w:glossaryDocument xmlns:wpc="http://schemas.microsoft.com/office/word/2010/wordprocessingCanvas" xmlns:cx="http://schemas.microsoft.com/office/drawing/2014/chartex" xmlns:cx1="http://schemas.microsoft.com/office/drawing/2015/9/8/chartex" xmlns:cx2="http://schemas.microsoft.com/office/drawing/2015/10/21/chartex" xmlns:cx3="http://schemas.microsoft.com/office/drawing/2016/5/9/chartex" xmlns:cx4="http://schemas.microsoft.com/office/drawing/2016/5/10/chartex" xmlns:cx5="http://schemas.microsoft.com/office/drawing/2016/5/11/chartex" xmlns:cx6="http://schemas.microsoft.com/office/drawing/2016/5/12/chartex" xmlns:cx7="http://schemas.microsoft.com/office/drawing/2016/5/13/chartex" xmlns:cx8="http://schemas.microsoft.com/office/drawing/2016/5/14/chartex" xmlns:mc="http://schemas.openxmlformats.org/markup-compatibility/2006" xmlns:aink="http://schemas.microsoft.com/office/drawing/2016/ink" xmlns:am3d="http://schemas.microsoft.com/office/drawing/2017/model3d" xmlns:o="urn:schemas-microsoft-com:office:office" xmlns:oel="http://schemas.microsoft.com/office/2019/extlst" xmlns:r="http://schemas.openxmlformats.org/officeDocument/2006/relationships" xmlns:m="http://schemas.openxmlformats.org/officeDocument/2006/math" xmlns:v="urn:schemas-microsoft-com:vml" xmlns:wp14="http://schemas.microsoft.com/office/word/2010/wordprocessingDrawing" xmlns:wp="http://schemas.openxmlformats.org/drawingml/2006/wordprocessingDrawing" xmlns:w10="urn:schemas-microsoft-com:office:word" xmlns:w="http://schemas.openxmlformats.org/wordprocessingml/2006/main" xmlns:w14="http://schemas.microsoft.com/office/word/2010/wordml" xmlns:w15="http://schemas.microsoft.com/office/word/2012/wordml" xmlns:w16cex="http://schemas.microsoft.com/office/word/2018/wordml/cex" xmlns:w16cid="http://schemas.microsoft.com/office/word/2016/wordml/cid" xmlns:w16="http://schemas.microsoft.com/office/word/2018/wordml" xmlns:w16sdtdh="http://schemas.microsoft.com/office/word/2020/wordml/sdtdatahash" xmlns:w16se="http://schemas.microsoft.com/office/word/2015/wordml/symex" xmlns:wpg="http://schemas.microsoft.com/office/word/2010/wordprocessingGroup" xmlns:wpi="http://schemas.microsoft.com/office/word/2010/wordprocessingInk" xmlns:wne="http://schemas.microsoft.com/office/word/2006/wordml" xmlns:wps="http://schemas.microsoft.com/office/word/2010/wordprocessingShape" mc:Ignorable="w14 w15 w16se w16cid w16 w16cex w16sdtdh wp14">
-  <w:docParts>
-    <w:docPart>
-      <w:docPartPr>
-        <w:name w:val="ED1DE1DA30CF42E8B6C52425EC6F53BF"/>
-        <w:category>
-          <w:name w:val="General"/>
-          <w:gallery w:val="placeholder"/>
-        </w:category>
-        <w:types>
-          <w:type w:val="bbPlcHdr"/>
-        </w:types>
-        <w:behaviors>
-          <w:behavior w:val="content"/>
-        </w:behaviors>
-        <w:guid w:val="{689A46C3-6CBA-44EF-AC57-25BB486D86E3}"/>
-      </w:docPartPr>
-      <w:docPartBody>
-        <w:p>
-          <w:r>
-            <w:t>The pleasure of your presence is requested at the marriage of</w:t>
-          </w:r>
-        </w:p>
-      </w:docPartBody>
-    </w:docPart>
-    <w:docPart>
-      <w:docPartPr>
-        <w:name w:val="4B777DA173874BB5BE1BFF627B6E2E16"/>
-        <w:category>
-          <w:name w:val="General"/>
-          <w:gallery w:val="placeholder"/>
-        </w:category>
-        <w:types>
-          <w:type w:val="bbPlcHdr"/>
-        </w:types>
-        <w:behaviors>
-          <w:behavior w:val="content"/>
-        </w:behaviors>
-        <w:guid w:val="{A66C1022-D9F5-47E9-8C71-55EE10300576}"/>
-      </w:docPartPr>
-      <w:docPartBody>
-        <w:p>
-          <w:r>
-            <w:t>The pleasure of your presence is requested at the marriage of</w:t>
-          </w:r>
-        </w:p>
-      </w:docPartBody>
-    </w:docPart>
-    <w:docPart>
-      <w:docPartPr>
-        <w:name w:val="478C5BE613AE4080B82707DEF079D5C9"/>
-        <w:category>
-          <w:name w:val="General"/>
-          <w:gallery w:val="placeholder"/>
-        </w:category>
-        <w:types>
-          <w:type w:val="bbPlcHdr"/>
-        </w:types>
-        <w:behaviors>
-          <w:behavior w:val="content"/>
-        </w:behaviors>
-        <w:guid w:val="{918995F5-D941-450A-AF3C-75B4B27933E7}"/>
-      </w:docPartPr>
-      <w:docPartBody>
-        <w:p>
-          <w:r>
-            <w:t>to</w:t>
-          </w:r>
-        </w:p>
-      </w:docPartBody>
-    </w:docPart>
-    <w:docPart>
-      <w:docPartPr>
-        <w:name w:val="ACCC4214310642CBADA7CE0019C53B22"/>
-        <w:category>
-          <w:name w:val="General"/>
-          <w:gallery w:val="placeholder"/>
-        </w:category>
-        <w:types>
-          <w:type w:val="bbPlcHdr"/>
-        </w:types>
-        <w:behaviors>
-          <w:behavior w:val="content"/>
-        </w:behaviors>
-        <w:guid w:val="{F61E0FF6-062B-4D38-AB24-22E48DE35C15}"/>
-      </w:docPartPr>
-      <w:docPartBody>
-        <w:p>
-          <w:pPr>
-            <w:pStyle w:val="ACCC4214310642CBADA7CE0019C53B22"/>
-          </w:pPr>
-          <w:r>
-            <w:t>to</w:t>
-          </w:r>
-        </w:p>
-      </w:docPartBody>
-    </w:docPart>
-    <w:docPart>
-      <w:docPartPr>
-        <w:name w:val="341FCD122736444BBA498DEFAADDBB9A"/>
-        <w:category>
-          <w:name w:val="General"/>
-          <w:gallery w:val="placeholder"/>
-        </w:category>
-        <w:types>
-          <w:type w:val="bbPlcHdr"/>
-        </w:types>
-        <w:behaviors>
-          <w:behavior w:val="content"/>
-        </w:behaviors>
-        <w:guid w:val="{2B1EB0B2-9B36-4F0D-B93D-8753B12C0CD4}"/>
-      </w:docPartPr>
-      <w:docPartBody>
-        <w:p>
-          <w:pPr>
-            <w:pStyle w:val="341FCD122736444BBA498DEFAADDBB9A"/>
-          </w:pPr>
-          <w:r>
-            <w:t>Reception to follow</w:t>
-          </w:r>
-        </w:p>
-      </w:docPartBody>
-    </w:docPart>
-    <w:docPart>
-      <w:docPartPr>
-        <w:name w:val="D773D7270A5B4FD681965E3D1BCF5961"/>
-        <w:category>
-          <w:name w:val="General"/>
-          <w:gallery w:val="placeholder"/>
-        </w:category>
-        <w:types>
-          <w:type w:val="bbPlcHdr"/>
-        </w:types>
-        <w:behaviors>
-          <w:behavior w:val="content"/>
-        </w:behaviors>
-        <w:guid w:val="{D4C6829E-E722-4A2C-B600-9655B0AEDB59}"/>
-      </w:docPartPr>
-      <w:docPartBody>
-        <w:p>
-          <w:r>
-            <w:t>Reception to follow</w:t>
-          </w:r>
-        </w:p>
-      </w:docPartBody>
-    </w:docPart>
-    <w:docPart>
-      <w:docPartPr>
-        <w:name w:val="F071491BE5D741A39FDC634A89212288"/>
-        <w:category>
-          <w:name w:val="General"/>
-          <w:gallery w:val="placeholder"/>
-        </w:category>
-        <w:types>
-          <w:type w:val="bbPlcHdr"/>
-        </w:types>
-        <w:behaviors>
-          <w:behavior w:val="content"/>
-        </w:behaviors>
-        <w:guid w:val="{3A2C68E8-348F-437A-8B84-21A660DE21E0}"/>
-      </w:docPartPr>
-      <w:docPartBody>
-        <w:p>
-          <w:r>
-            <w:t>Sara</w:t>
-          </w:r>
-        </w:p>
-      </w:docPartBody>
-    </w:docPart>
-    <w:docPart>
-      <w:docPartPr>
-        <w:name w:val="D3EE381960354ADE8FC979A72F3F06E5"/>
-        <w:category>
-          <w:name w:val="General"/>
-          <w:gallery w:val="placeholder"/>
-        </w:category>
-        <w:types>
-          <w:type w:val="bbPlcHdr"/>
-        </w:types>
-        <w:behaviors>
-          <w:behavior w:val="content"/>
-        </w:behaviors>
-        <w:guid w:val="{4692E945-FEC7-47AF-8D48-DE6A6CA9322C}"/>
-      </w:docPartPr>
-      <w:docPartBody>
-        <w:p>
-          <w:r>
-            <w:t>Evan</w:t>
-          </w:r>
-        </w:p>
-      </w:docPartBody>
-    </w:docPart>
-    <w:docPart>
-      <w:docPartPr>
-        <w:name w:val="3E2BCA3DFB8F40EE95844498A7E7B4D6"/>
-        <w:category>
-          <w:name w:val="General"/>
-          <w:gallery w:val="placeholder"/>
-        </w:category>
-        <w:types>
-          <w:type w:val="bbPlcHdr"/>
-        </w:types>
-        <w:behaviors>
-          <w:behavior w:val="content"/>
-        </w:behaviors>
-        <w:guid w:val="{B3ABD679-2275-4046-BB5B-62767C56DB3B}"/>
-      </w:docPartPr>
-      <w:docPartBody>
-        <w:p>
-          <w:r>
-            <w:t>Saturday, the 20th of May</w:t>
-          </w:r>
-        </w:p>
-      </w:docPartBody>
-    </w:docPart>
-    <w:docPart>
-      <w:docPartPr>
-        <w:name w:val="ED8811F03EFE48A89892BC3C6C9171E9"/>
-        <w:category>
-          <w:name w:val="General"/>
-          <w:gallery w:val="placeholder"/>
-        </w:category>
-        <w:types>
-          <w:type w:val="bbPlcHdr"/>
-        </w:types>
-        <w:behaviors>
-          <w:behavior w:val="content"/>
-        </w:behaviors>
-        <w:guid w:val="{CA2D5ECB-D066-4A48-B386-D87F929FF6E7}"/>
-      </w:docPartPr>
-      <w:docPartBody>
-        <w:p>
-          <w:r>
-            <w:t>Two thousand and twenty-three</w:t>
-          </w:r>
-        </w:p>
-      </w:docPartBody>
-    </w:docPart>
-    <w:docPart>
-      <w:docPartPr>
-        <w:name w:val="1FCE419C608941CBAEF1E21F7EE8F834"/>
-        <w:category>
-          <w:name w:val="General"/>
-          <w:gallery w:val="placeholder"/>
-        </w:category>
-        <w:types>
-          <w:type w:val="bbPlcHdr"/>
-        </w:types>
-        <w:behaviors>
-          <w:behavior w:val="content"/>
-        </w:behaviors>
-        <w:guid w:val="{FBCFD707-F042-4329-B378-5810001A91C6}"/>
-      </w:docPartPr>
-      <w:docPartBody>
-        <w:p>
-          <w:r>
-            <w:t>at five o’clock</w:t>
-          </w:r>
-        </w:p>
-      </w:docPartBody>
-    </w:docPart>
-    <w:docPart>
-      <w:docPartPr>
-        <w:name w:val="5FC1AD4A26BF4B979BF1E23C7C5BB9C9"/>
-        <w:category>
-          <w:name w:val="General"/>
-          <w:gallery w:val="placeholder"/>
-        </w:category>
-        <w:types>
-          <w:type w:val="bbPlcHdr"/>
-        </w:types>
-        <w:behaviors>
-          <w:behavior w:val="content"/>
-        </w:behaviors>
-        <w:guid w:val="{96D13010-C559-4693-AC86-D243AA0DFD69}"/>
-      </w:docPartPr>
-      <w:docPartBody>
-        <w:p>
-          <w:r>
-            <w:t>Creekside Park</w:t>
-          </w:r>
-        </w:p>
-      </w:docPartBody>
-    </w:docPart>
-    <w:docPart>
-      <w:docPartPr>
-        <w:name w:val="9B6284936E8A4483A05D3CC6FEFE434C"/>
-        <w:category>
-          <w:name w:val="General"/>
-          <w:gallery w:val="placeholder"/>
-        </w:category>
-        <w:types>
-          <w:type w:val="bbPlcHdr"/>
-        </w:types>
-        <w:behaviors>
-          <w:behavior w:val="content"/>
-        </w:behaviors>
-        <w:guid w:val="{88DC3FE6-A75F-484B-857E-A5369533C927}"/>
-      </w:docPartPr>
-      <w:docPartBody>
-        <w:p>
-          <w:pPr>
-            <w:pStyle w:val="9B6284936E8A4483A05D3CC6FEFE434C"/>
-          </w:pPr>
-          <w:r>
-            <w:t>Sacramento, CA</w:t>
-          </w:r>
-        </w:p>
-      </w:docPartBody>
-    </w:docPart>
-    <w:docPart>
-      <w:docPartPr>
-        <w:name w:val="B6DF6173FFEB4C0CB5856D59B1A2448D"/>
-        <w:category>
-          <w:name w:val="General"/>
-          <w:gallery w:val="placeholder"/>
-        </w:category>
-        <w:types>
-          <w:type w:val="bbPlcHdr"/>
-        </w:types>
-        <w:behaviors>
-          <w:behavior w:val="content"/>
-        </w:behaviors>
-        <w:guid w:val="{8264C178-9B97-4162-944D-50BE936184C1}"/>
-      </w:docPartPr>
-      <w:docPartBody>
-        <w:p>
-          <w:pPr>
-            <w:pStyle w:val="B6DF6173FFEB4C0CB5856D59B1A2448D"/>
-          </w:pPr>
-          <w:r>
-            <w:t>Saturday, the 20th of May</w:t>
-          </w:r>
-        </w:p>
-      </w:docPartBody>
-    </w:docPart>
-    <w:docPart>
-      <w:docPartPr>
-        <w:name w:val="EBD0DE7C0FDA4EA88959FC009663D4D9"/>
-        <w:category>
-          <w:name w:val="General"/>
-          <w:gallery w:val="placeholder"/>
-        </w:category>
-        <w:types>
-          <w:type w:val="bbPlcHdr"/>
-        </w:types>
-        <w:behaviors>
-          <w:behavior w:val="content"/>
-        </w:behaviors>
-        <w:guid w:val="{72D84639-9214-4C71-92C9-E8CD5B009E71}"/>
-      </w:docPartPr>
-      <w:docPartBody>
-        <w:p>
-          <w:pPr>
-            <w:pStyle w:val="EBD0DE7C0FDA4EA88959FC009663D4D9"/>
-          </w:pPr>
-          <w:r>
-            <w:t>Two thousand and twenty-three</w:t>
-          </w:r>
-        </w:p>
-      </w:docPartBody>
-    </w:docPart>
-    <w:docPart>
-      <w:docPartPr>
-        <w:name w:val="824AC4160F0C443BBA36CEBBE0B4CA3C"/>
-        <w:category>
-          <w:name w:val="General"/>
-          <w:gallery w:val="placeholder"/>
-        </w:category>
-        <w:types>
-          <w:type w:val="bbPlcHdr"/>
-        </w:types>
-        <w:behaviors>
-          <w:behavior w:val="content"/>
-        </w:behaviors>
-        <w:guid w:val="{D34BE9A4-2AB1-4A10-A72C-0E90BD78037F}"/>
-      </w:docPartPr>
-      <w:docPartBody>
-        <w:p>
-          <w:pPr>
-            <w:pStyle w:val="824AC4160F0C443BBA36CEBBE0B4CA3C"/>
-          </w:pPr>
-          <w:r>
-            <w:t>at five o’clock</w:t>
-          </w:r>
-        </w:p>
-      </w:docPartBody>
-    </w:docPart>
-    <w:docPart>
-      <w:docPartPr>
-        <w:name w:val="3DBB131D7A284DAB87A9B68577263748"/>
-        <w:category>
-          <w:name w:val="General"/>
-          <w:gallery w:val="placeholder"/>
-        </w:category>
-        <w:types>
-          <w:type w:val="bbPlcHdr"/>
-        </w:types>
-        <w:behaviors>
-          <w:behavior w:val="content"/>
-        </w:behaviors>
-        <w:guid w:val="{C6C7E7AA-8E36-463B-BF03-9F250203C909}"/>
-      </w:docPartPr>
-      <w:docPartBody>
-        <w:p>
-          <w:pPr>
-            <w:pStyle w:val="3DBB131D7A284DAB87A9B68577263748"/>
-          </w:pPr>
-          <w:r>
-            <w:t>Creekside Park</w:t>
-          </w:r>
-        </w:p>
-      </w:docPartBody>
-    </w:docPart>
-    <w:docPart>
-      <w:docPartPr>
-        <w:name w:val="11411C59525B43B588942747F530F730"/>
-        <w:category>
-          <w:name w:val="General"/>
-          <w:gallery w:val="placeholder"/>
-        </w:category>
-        <w:types>
-          <w:type w:val="bbPlcHdr"/>
-        </w:types>
-        <w:behaviors>
-          <w:behavior w:val="content"/>
-        </w:behaviors>
-        <w:guid w:val="{E8562D70-5C4A-4334-B3F2-2379DA7CE744}"/>
-      </w:docPartPr>
-      <w:docPartBody>
-        <w:p>
-          <w:pPr>
-            <w:pStyle w:val="11411C59525B43B588942747F530F730"/>
-          </w:pPr>
-          <w:r>
-            <w:t>Sacramento, CA</w:t>
-          </w:r>
-        </w:p>
-      </w:docPartBody>
-    </w:docPart>
-    <w:docPart>
-      <w:docPartPr>
-        <w:name w:val="B6E23A7DA10D40B2833A236108751FD3"/>
-        <w:category>
-          <w:name w:val="General"/>
-          <w:gallery w:val="placeholder"/>
-        </w:category>
-        <w:types>
-          <w:type w:val="bbPlcHdr"/>
-        </w:types>
-        <w:behaviors>
-          <w:behavior w:val="content"/>
-        </w:behaviors>
-        <w:guid w:val="{DF3050EC-86C1-477D-AAF8-9CB57572514E}"/>
-      </w:docPartPr>
-      <w:docPartBody>
-        <w:p>
-          <w:pPr>
-            <w:pStyle w:val="B6E23A7DA10D40B2833A236108751FD3"/>
-          </w:pPr>
-          <w:r>
-            <w:t>Sara</w:t>
-          </w:r>
-        </w:p>
-      </w:docPartBody>
-    </w:docPart>
-    <w:docPart>
-      <w:docPartPr>
-        <w:name w:val="F0F57FF2A9F04478BBB51D4A27E7865E"/>
-        <w:category>
-          <w:name w:val="General"/>
-          <w:gallery w:val="placeholder"/>
-        </w:category>
-        <w:types>
-          <w:type w:val="bbPlcHdr"/>
-        </w:types>
-        <w:behaviors>
-          <w:behavior w:val="content"/>
-        </w:behaviors>
-        <w:guid w:val="{04EBC988-A577-44FE-924F-280BB12CE3D0}"/>
-      </w:docPartPr>
-      <w:docPartBody>
-        <w:p>
-          <w:pPr>
-            <w:pStyle w:val="F0F57FF2A9F04478BBB51D4A27E7865E"/>
-          </w:pPr>
-          <w:r>
-            <w:t>Evan</w:t>
-          </w:r>
-        </w:p>
-      </w:docPartBody>
-    </w:docPart>
-    <w:docPart>
-      <w:docPartPr>
-        <w:name w:val="EEF7C8436C384375AAF9A8D719FFBE29"/>
-        <w:category>
-          <w:name w:val="General"/>
-          <w:gallery w:val="placeholder"/>
-        </w:category>
-        <w:types>
-          <w:type w:val="bbPlcHdr"/>
-        </w:types>
-        <w:behaviors>
-          <w:behavior w:val="content"/>
-        </w:behaviors>
-        <w:guid w:val="{3CB15010-4712-4AE9-9823-F469037735F2}"/>
-      </w:docPartPr>
-      <w:docPartBody>
-        <w:p>
-          <w:pPr>
-            <w:pStyle w:val="Header"/>
-            <w:spacing w:after="120"/>
-          </w:pPr>
-          <w:r>
-            <w:t>To replace placeholder text with your own, just click it and begin typing. From any placeholder, press the Tab key to move to the next.</w:t>
-          </w:r>
-        </w:p>
-        <w:p>
-          <w:pPr>
-            <w:pStyle w:val="EEF7C8436C384375AAF9A8D719FFBE29"/>
-          </w:pPr>
-          <w:r>
-            <w:t xml:space="preserve">To change colors in these invitations, on the </w:t>
-          </w:r>
-          <w:r>
-            <w:rPr>
-              <w:b/>
-            </w:rPr>
-            <w:t>Design</w:t>
-          </w:r>
-          <w:r>
-            <w:t xml:space="preserve"> tab, in the </w:t>
-          </w:r>
-          <w:r>
-            <w:rPr>
-              <w:b/>
-            </w:rPr>
-            <w:t>Themes</w:t>
-          </w:r>
-          <w:r>
-            <w:t xml:space="preserve"> group, click </w:t>
-          </w:r>
-          <w:r>
-            <w:rPr>
-              <w:b/>
-            </w:rPr>
-            <w:t>Colors</w:t>
-          </w:r>
-          <w:r>
-            <w:t xml:space="preserve">. Point to built-in color schemes to see a preview and then just click to apply one you like. Or to use your wedding colors, at the bottom of the </w:t>
-          </w:r>
-          <w:r>
-            <w:rPr>
-              <w:b/>
-            </w:rPr>
-            <w:t>Colors</w:t>
-          </w:r>
-          <w:r>
-            <w:t xml:space="preserve"> gallery, click </w:t>
-          </w:r>
-          <w:r>
-            <w:rPr>
-              <w:b/>
-            </w:rPr>
-            <w:t>Create New Theme Colors</w:t>
-          </w:r>
-          <w:r>
-            <w:t xml:space="preserve">. Select your own colors for Accent 1, Accent 2, and Accent 3 and then, when you click </w:t>
-          </w:r>
-          <w:r>
-            <w:rPr>
-              <w:b/>
-            </w:rPr>
-            <w:t>Save</w:t>
-          </w:r>
-          <w:r>
-            <w:t>, the colors will update.</w:t>
-          </w:r>
-        </w:p>
-      </w:docPartBody>
-    </w:docPart>
-  </w:docParts>
-</w:glossaryDocument>
-</file>
-
-<file path=word/glossary/fontTable.xml><?xml version="1.0" encoding="utf-8"?>
-<w:fonts xmlns:mc="http://schemas.openxmlformats.org/markup-compatibility/2006" xmlns:r="http://schemas.openxmlformats.org/officeDocument/2006/relationships" xmlns:w="http://schemas.openxmlformats.org/wordprocessingml/2006/main" xmlns:w14="http://schemas.microsoft.com/office/word/2010/wordml" xmlns:w15="http://schemas.microsoft.com/office/word/2012/wordml" xmlns:w16cex="http://schemas.microsoft.com/office/word/2018/wordml/cex" xmlns:w16cid="http://schemas.microsoft.com/office/word/2016/wordml/cid" xmlns:w16="http://schemas.microsoft.com/office/word/2018/wordml" xmlns:w16sdtdh="http://schemas.microsoft.com/office/word/2020/wordml/sdtdatahash" xmlns:w16se="http://schemas.microsoft.com/office/word/2015/wordml/symex" mc:Ignorable="w14 w15 w16se w16cid w16 w16cex w16sdtdh">
-  <w:font w:name="Microsoft GothicNeo">
-    <w:altName w:val="Malgun Gothic"/>
-    <w:charset w:val="81"/>
-    <w:family w:val="swiss"/>
-    <w:pitch w:val="variable"/>
-    <w:sig w:usb0="810002BF" w:usb1="29D7A47B" w:usb2="00000010" w:usb3="00000000" w:csb0="0029009F" w:csb1="00000000"/>
-  </w:font>
-  <w:font w:name="Times New Roman">
-    <w:panose1 w:val="02020603050405020304"/>
-    <w:charset w:val="00"/>
-    <w:family w:val="roman"/>
-    <w:pitch w:val="variable"/>
-    <w:sig w:usb0="E0002EFF" w:usb1="C000785B" w:usb2="00000009" w:usb3="00000000" w:csb0="000001FF" w:csb1="00000000"/>
-  </w:font>
-  <w:font w:name="Times New Roman (Body CS)">
-    <w:altName w:val="Times New Roman"/>
-    <w:panose1 w:val="00000000000000000000"/>
-    <w:charset w:val="00"/>
-    <w:family w:val="roman"/>
-    <w:notTrueType/>
-    <w:pitch w:val="default"/>
-  </w:font>
-  <w:font w:name="Kunstler Script">
-    <w:panose1 w:val="030304020206070D0D06"/>
-    <w:charset w:val="00"/>
-    <w:family w:val="script"/>
-    <w:pitch w:val="variable"/>
-    <w:sig w:usb0="00000003" w:usb1="00000000" w:usb2="00000000" w:usb3="00000000" w:csb0="00000001" w:csb1="00000000"/>
-  </w:font>
-  <w:font w:name="Constantia">
-    <w:panose1 w:val="02030602050306030303"/>
-    <w:charset w:val="00"/>
-    <w:family w:val="roman"/>
-    <w:pitch w:val="variable"/>
-    <w:sig w:usb0="A00002EF" w:usb1="4000204B" w:usb2="00000000" w:usb3="00000000" w:csb0="0000019F" w:csb1="00000000"/>
-  </w:font>
-  <w:font w:name="Felix Titling">
-    <w:panose1 w:val="04060505060202020A04"/>
-    <w:charset w:val="00"/>
-    <w:family w:val="decorative"/>
-    <w:pitch w:val="variable"/>
-    <w:sig w:usb0="00000003" w:usb1="00000000" w:usb2="00000000" w:usb3="00000000" w:csb0="00000001" w:csb1="00000000"/>
-  </w:font>
-  <w:font w:name="Calibri">
-    <w:panose1 w:val="020F0502020204030204"/>
-    <w:charset w:val="00"/>
-    <w:family w:val="swiss"/>
-    <w:pitch w:val="variable"/>
-    <w:sig w:usb0="E4002EFF" w:usb1="C000247B" w:usb2="00000009" w:usb3="00000000" w:csb0="000001FF" w:csb1="00000000"/>
-  </w:font>
-  <w:font w:name="Calibri Light">
-    <w:panose1 w:val="020F0302020204030204"/>
-    <w:charset w:val="00"/>
-    <w:family w:val="swiss"/>
-    <w:pitch w:val="variable"/>
-    <w:sig w:usb0="E4002EFF" w:usb1="C000247B" w:usb2="00000009" w:usb3="00000000" w:csb0="000001FF" w:csb1="00000000"/>
-  </w:font>
-</w:fonts>
-</file>
-
-<file path=word/glossary/settings2.xml><?xml version="1.0" encoding="utf-8"?>
-<w:settings xmlns:mc="http://schemas.openxmlformats.org/markup-compatibility/2006" xmlns:o="urn:schemas-microsoft-com:office:office" xmlns:r="http://schemas.openxmlformats.org/officeDocument/2006/relationships" xmlns:m="http://schemas.openxmlformats.org/officeDocument/2006/math" xmlns:v="urn:schemas-microsoft-com:vml" xmlns:w10="urn:schemas-microsoft-com:office:word" xmlns:w="http://schemas.openxmlformats.org/wordprocessingml/2006/main" xmlns:w14="http://schemas.microsoft.com/office/word/2010/wordml" xmlns:w15="http://schemas.microsoft.com/office/word/2012/wordml" xmlns:w16cex="http://schemas.microsoft.com/office/word/2018/wordml/cex" xmlns:w16cid="http://schemas.microsoft.com/office/word/2016/wordml/cid" xmlns:w16="http://schemas.microsoft.com/office/word/2018/wordml" xmlns:w16sdtdh="http://schemas.microsoft.com/office/word/2020/wordml/sdtdatahash" xmlns:w16se="http://schemas.microsoft.com/office/word/2015/wordml/symex" xmlns:sl="http://schemas.openxmlformats.org/schemaLibrary/2006/main" mc:Ignorable="w14 w15 w16se w16cid w16 w16cex w16sdtdh">
-  <w:view w:val="normal"/>
-  <w:defaultTabStop w:val="720"/>
-  <w:characterSpacingControl w:val="doNotCompress"/>
-  <w:compat>
-    <w:useFELayout/>
-    <w:compatSetting w:name="compatibilityMode" w:uri="http://schemas.microsoft.com/office/word" w:val="15"/>
-    <w:compatSetting w:name="overrideTableStyleFontSizeAndJustification" w:uri="http://schemas.microsoft.com/office/word" w:val="1"/>
-    <w:compatSetting w:name="enableOpenTypeFeatures" w:uri="http://schemas.microsoft.com/office/word" w:val="1"/>
-    <w:compatSetting w:name="doNotFlipMirrorIndents" w:uri="http://schemas.microsoft.com/office/word" w:val="1"/>
-    <w:compatSetting w:name="differentiateMultirowTableHeaders" w:uri="http://schemas.microsoft.com/office/word" w:val="1"/>
-    <w:compatSetting w:name="useWord2013TrackBottomHyphenation" w:uri="http://schemas.microsoft.com/office/word" w:val="0"/>
-  </w:compat>
-  <w:rsids>
-    <w:rsidRoot w:val="0004640A"/>
-    <w:rsid w:val="0004640A"/>
-    <w:rsid w:val="000F0DA9"/>
-    <w:rsid w:val="00106FE9"/>
-    <w:rsid w:val="004B2D6A"/>
-    <w:rsid w:val="004F0D20"/>
-    <w:rsid w:val="005341CB"/>
-    <w:rsid w:val="007C42D2"/>
-    <w:rsid w:val="007E78FA"/>
-    <w:rsid w:val="00C11C1D"/>
-    <w:rsid w:val="00DC0BF3"/>
-    <w:rsid w:val="00E9271F"/>
-    <w:rsid w:val="00EA63C1"/>
-  </w:rsids>
-  <m:mathPr>
-    <m:mathFont m:val="Cambria Math"/>
-    <m:brkBin m:val="before"/>
-    <m:brkBinSub m:val="--"/>
-    <m:smallFrac m:val="0"/>
-    <m:dispDef/>
-    <m:lMargin m:val="0"/>
-    <m:rMargin m:val="0"/>
-    <m:defJc m:val="centerGroup"/>
-    <m:wrapIndent m:val="1440"/>
-    <m:intLim m:val="subSup"/>
-    <m:naryLim m:val="undOvr"/>
-  </m:mathPr>
-  <w:themeFontLang w:val="en-US"/>
-  <w:clrSchemeMapping w:bg1="light1" w:t1="dark1" w:bg2="light2" w:t2="dark2" w:accent1="accent1" w:accent2="accent2" w:accent3="accent3" w:accent4="accent4" w:accent5="accent5" w:accent6="accent6" w:hyperlink="hyperlink" w:followedHyperlink="followedHyperlink"/>
-  <w:decimalSymbol w:val="."/>
-  <w:listSeparator w:val=","/>
-  <w15:chartTrackingRefBased/>
-</w:settings>
-</file>
-
-<file path=word/glossary/styles2.xml><?xml version="1.0" encoding="utf-8"?>
-<w:styles xmlns:mc="http://schemas.openxmlformats.org/markup-compatibility/2006" xmlns:r="http://schemas.openxmlformats.org/officeDocument/2006/relationships" xmlns:w="http://schemas.openxmlformats.org/wordprocessingml/2006/main" xmlns:w14="http://schemas.microsoft.com/office/word/2010/wordml" xmlns:w15="http://schemas.microsoft.com/office/word/2012/wordml" xmlns:w16cex="http://schemas.microsoft.com/office/word/2018/wordml/cex" xmlns:w16cid="http://schemas.microsoft.com/office/word/2016/wordml/cid" xmlns:w16="http://schemas.microsoft.com/office/word/2018/wordml" xmlns:w16sdtdh="http://schemas.microsoft.com/office/word/2020/wordml/sdtdatahash" xmlns:w16se="http://schemas.microsoft.com/office/word/2015/wordml/symex" mc:Ignorable="w14 w15 w16se w16cid w16 w16cex w16sdtdh">
-  <w:docDefaults>
-    <w:rPrDefault>
-      <w:rPr>
-        <w:rFonts w:asciiTheme="minorHAnsi" w:eastAsiaTheme="minorEastAsia" w:hAnsiTheme="minorHAnsi" w:cstheme="minorBidi"/>
-        <w:sz w:val="24"/>
-        <w:szCs w:val="24"/>
-        <w:lang w:val="en-US" w:eastAsia="en-US" w:bidi="ar-SA"/>
-      </w:rPr>
-    </w:rPrDefault>
-    <w:pPrDefault/>
-  </w:docDefaults>
-  <w:latentStyles w:defLockedState="0" w:defUIPriority="99" w:defSemiHidden="0" w:defUnhideWhenUsed="0" w:defQFormat="0" w:count="376">
-    <w:lsdException w:name="Normal" w:uiPriority="0" w:qFormat="1"/>
-    <w:lsdException w:name="heading 1" w:uiPriority="9" w:qFormat="1"/>
-    <w:lsdException w:name="heading 2" w:semiHidden="1" w:uiPriority="9" w:unhideWhenUsed="1" w:qFormat="1"/>
-    <w:lsdException w:name="heading 3" w:semiHidden="1" w:uiPriority="9" w:unhideWhenUsed="1" w:qFormat="1"/>
-    <w:lsdException w:name="heading 4" w:semiHidden="1" w:uiPriority="9" w:unhideWhenUsed="1" w:qFormat="1"/>
-    <w:lsdException w:name="heading 5" w:semiHidden="1" w:uiPriority="9" w:unhideWhenUsed="1" w:qFormat="1"/>
-    <w:lsdException w:name="heading 6" w:semiHidden="1" w:uiPriority="9" w:unhideWhenUsed="1" w:qFormat="1"/>
-    <w:lsdException w:name="heading 7" w:semiHidden="1" w:uiPriority="9" w:unhideWhenUsed="1" w:qFormat="1"/>
-    <w:lsdException w:name="heading 8" w:semiHidden="1" w:uiPriority="9" w:unhideWhenUsed="1" w:qFormat="1"/>
-    <w:lsdException w:name="heading 9" w:semiHidden="1" w:uiPriority="9" w:unhideWhenUsed="1" w:qFormat="1"/>
-    <w:lsdException w:name="index 1" w:semiHidden="1" w:unhideWhenUsed="1"/>
-    <w:lsdException w:name="index 2" w:semiHidden="1" w:unhideWhenUsed="1"/>
-    <w:lsdException w:name="index 3" w:semiHidden="1" w:unhideWhenUsed="1"/>
-    <w:lsdException w:name="index 4" w:semiHidden="1" w:unhideWhenUsed="1"/>
-    <w:lsdException w:name="index 5" w:semiHidden="1" w:unhideWhenUsed="1"/>
-    <w:lsdException w:name="index 6" w:semiHidden="1" w:unhideWhenUsed="1"/>
-    <w:lsdException w:name="index 7" w:semiHidden="1" w:unhideWhenUsed="1"/>
-    <w:lsdException w:name="index 8" w:semiHidden="1" w:unhideWhenUsed="1"/>
-    <w:lsdException w:name="index 9" w:semiHidden="1" w:unhideWhenUsed="1"/>
-    <w:lsdException w:name="toc 1" w:semiHidden="1" w:uiPriority="39" w:unhideWhenUsed="1"/>
-    <w:lsdException w:name="toc 2" w:semiHidden="1" w:uiPriority="39" w:unhideWhenUsed="1"/>
-    <w:lsdException w:name="toc 3" w:semiHidden="1" w:uiPriority="39" w:unhideWhenUsed="1"/>
-    <w:lsdException w:name="toc 4" w:semiHidden="1" w:uiPriority="39" w:unhideWhenUsed="1"/>
-    <w:lsdException w:name="toc 5" w:semiHidden="1" w:uiPriority="39" w:unhideWhenUsed="1"/>
-    <w:lsdException w:name="toc 6" w:semiHidden="1" w:uiPriority="39" w:unhideWhenUsed="1"/>
-    <w:lsdException w:name="toc 7" w:semiHidden="1" w:uiPriority="39" w:unhideWhenUsed="1"/>
-    <w:lsdException w:name="toc 8" w:semiHidden="1" w:uiPriority="39" w:unhideWhenUsed="1"/>
-    <w:lsdException w:name="toc 9" w:semiHidden="1" w:uiPriority="39" w:unhideWhenUsed="1"/>
-    <w:lsdException w:name="Normal Indent" w:semiHidden="1" w:unhideWhenUsed="1"/>
-    <w:lsdException w:name="footnote text" w:semiHidden="1" w:unhideWhenUsed="1"/>
-    <w:lsdException w:name="annotation text" w:semiHidden="1" w:unhideWhenUsed="1"/>
-    <w:lsdException w:name="header" w:semiHidden="1" w:unhideWhenUsed="1"/>
-    <w:lsdException w:name="footer" w:semiHidden="1" w:unhideWhenUsed="1"/>
-    <w:lsdException w:name="index heading" w:semiHidden="1" w:unhideWhenUsed="1"/>
-    <w:lsdException w:name="caption" w:semiHidden="1" w:uiPriority="35" w:unhideWhenUsed="1" w:qFormat="1"/>
-    <w:lsdException w:name="table of figures" w:semiHidden="1" w:unhideWhenUsed="1"/>
-    <w:lsdException w:name="envelope address" w:semiHidden="1" w:unhideWhenUsed="1"/>
-    <w:lsdException w:name="envelope return" w:semiHidden="1" w:unhideWhenUsed="1"/>
-    <w:lsdException w:name="footnote reference" w:semiHidden="1" w:unhideWhenUsed="1"/>
-    <w:lsdException w:name="annotation reference" w:semiHidden="1" w:unhideWhenUsed="1"/>
-    <w:lsdException w:name="line number" w:semiHidden="1" w:unhideWhenUsed="1"/>
-    <w:lsdException w:name="page number" w:semiHidden="1" w:unhideWhenUsed="1"/>
-    <w:lsdException w:name="endnote reference" w:semiHidden="1" w:unhideWhenUsed="1"/>
-    <w:lsdException w:name="endnote text" w:semiHidden="1" w:unhideWhenUsed="1"/>
-    <w:lsdException w:name="table of authorities" w:semiHidden="1" w:unhideWhenUsed="1"/>
-    <w:lsdException w:name="macro" w:semiHidden="1" w:unhideWhenUsed="1"/>
-    <w:lsdException w:name="toa heading" w:semiHidden="1" w:unhideWhenUsed="1"/>
-    <w:lsdException w:name="List" w:semiHidden="1" w:unhideWhenUsed="1"/>
-    <w:lsdException w:name="List Bullet" w:semiHidden="1" w:unhideWhenUsed="1"/>
-    <w:lsdException w:name="List Number" w:semiHidden="1" w:unhideWhenUsed="1"/>
-    <w:lsdException w:name="List 2" w:semiHidden="1" w:unhideWhenUsed="1"/>
-    <w:lsdException w:name="List 3" w:semiHidden="1" w:unhideWhenUsed="1"/>
-    <w:lsdException w:name="List 4" w:semiHidden="1" w:unhideWhenUsed="1"/>
-    <w:lsdException w:name="List 5" w:semiHidden="1" w:unhideWhenUsed="1"/>
-    <w:lsdException w:name="List Bullet 2" w:semiHidden="1" w:unhideWhenUsed="1"/>
-    <w:lsdException w:name="List Bullet 3" w:semiHidden="1" w:unhideWhenUsed="1"/>
-    <w:lsdException w:name="List Bullet 4" w:semiHidden="1" w:unhideWhenUsed="1"/>
-    <w:lsdException w:name="List Bullet 5" w:semiHidden="1" w:unhideWhenUsed="1"/>
-    <w:lsdException w:name="List Number 2" w:semiHidden="1" w:unhideWhenUsed="1"/>
-    <w:lsdException w:name="List Number 3" w:semiHidden="1" w:unhideWhenUsed="1"/>
-    <w:lsdException w:name="List Number 4" w:semiHidden="1" w:unhideWhenUsed="1"/>
-    <w:lsdException w:name="List Number 5" w:semiHidden="1" w:unhideWhenUsed="1"/>
-    <w:lsdException w:name="Title" w:uiPriority="10" w:qFormat="1"/>
-    <w:lsdException w:name="Closing" w:semiHidden="1" w:unhideWhenUsed="1"/>
-    <w:lsdException w:name="Signature" w:semiHidden="1" w:unhideWhenUsed="1"/>
-    <w:lsdException w:name="Default Paragraph Font" w:semiHidden="1" w:uiPriority="1" w:unhideWhenUsed="1"/>
-    <w:lsdException w:name="Body Text" w:semiHidden="1" w:unhideWhenUsed="1"/>
-    <w:lsdException w:name="Body Text Indent" w:semiHidden="1" w:unhideWhenUsed="1"/>
-    <w:lsdException w:name="List Continue" w:semiHidden="1" w:unhideWhenUsed="1"/>
-    <w:lsdException w:name="List Continue 2" w:semiHidden="1" w:unhideWhenUsed="1"/>
-    <w:lsdException w:name="List Continue 3" w:semiHidden="1" w:unhideWhenUsed="1"/>
-    <w:lsdException w:name="List Continue 4" w:semiHidden="1" w:unhideWhenUsed="1"/>
-    <w:lsdException w:name="List Continue 5" w:semiHidden="1" w:unhideWhenUsed="1"/>
-    <w:lsdException w:name="Message Header" w:semiHidden="1" w:unhideWhenUsed="1"/>
-    <w:lsdException w:name="Subtitle" w:uiPriority="11" w:qFormat="1"/>
-    <w:lsdException w:name="Salutation" w:semiHidden="1" w:unhideWhenUsed="1"/>
-    <w:lsdException w:name="Date" w:semiHidden="1" w:unhideWhenUsed="1"/>
-    <w:lsdException w:name="Body Text First Indent" w:semiHidden="1" w:unhideWhenUsed="1"/>
-    <w:lsdException w:name="Body Text First Indent 2" w:semiHidden="1" w:unhideWhenUsed="1"/>
-    <w:lsdException w:name="Note Heading" w:semiHidden="1" w:unhideWhenUsed="1"/>
-    <w:lsdException w:name="Body Text 2" w:semiHidden="1" w:unhideWhenUsed="1"/>
-    <w:lsdException w:name="Body Text 3" w:semiHidden="1" w:unhideWhenUsed="1"/>
-    <w:lsdException w:name="Body Text Indent 2" w:semiHidden="1" w:unhideWhenUsed="1"/>
-    <w:lsdException w:name="Body Text Indent 3" w:semiHidden="1" w:unhideWhenUsed="1"/>
-    <w:lsdException w:name="Block Text" w:semiHidden="1" w:unhideWhenUsed="1"/>
-    <w:lsdException w:name="Hyperlink" w:semiHidden="1" w:unhideWhenUsed="1"/>
-    <w:lsdException w:name="FollowedHyperlink" w:semiHidden="1" w:unhideWhenUsed="1"/>
-    <w:lsdException w:name="Strong" w:uiPriority="22" w:qFormat="1"/>
-    <w:lsdException w:name="Emphasis" w:uiPriority="20" w:qFormat="1"/>
-    <w:lsdException w:name="Document Map" w:semiHidden="1" w:unhideWhenUsed="1"/>
-    <w:lsdException w:name="Plain Text" w:semiHidden="1" w:unhideWhenUsed="1"/>
-    <w:lsdException w:name="E-mail Signature" w:semiHidden="1" w:unhideWhenUsed="1"/>
-    <w:lsdException w:name="HTML Top of Form" w:semiHidden="1" w:unhideWhenUsed="1"/>
-    <w:lsdException w:name="HTML Bottom of Form" w:semiHidden="1" w:unhideWhenUsed="1"/>
-    <w:lsdException w:name="Normal (Web)" w:semiHidden="1" w:unhideWhenUsed="1"/>
-    <w:lsdException w:name="HTML Acronym" w:semiHidden="1" w:unhideWhenUsed="1"/>
-    <w:lsdException w:name="HTML Address" w:semiHidden="1" w:unhideWhenUsed="1"/>
-    <w:lsdException w:name="HTML Cite" w:semiHidden="1" w:unhideWhenUsed="1"/>
-    <w:lsdException w:name="HTML Code" w:semiHidden="1" w:unhideWhenUsed="1"/>
-    <w:lsdException w:name="HTML Definition" w:semiHidden="1" w:unhideWhenUsed="1"/>
-    <w:lsdException w:name="HTML Keyboard" w:semiHidden="1" w:unhideWhenUsed="1"/>
-    <w:lsdException w:name="HTML Preformatted" w:semiHidden="1" w:unhideWhenUsed="1"/>
-    <w:lsdException w:name="HTML Sample" w:semiHidden="1" w:unhideWhenUsed="1"/>
-    <w:lsdException w:name="HTML Typewriter" w:semiHidden="1" w:unhideWhenUsed="1"/>
-    <w:lsdException w:name="HTML Variable" w:semiHidden="1" w:unhideWhenUsed="1"/>
-    <w:lsdException w:name="Normal Table" w:semiHidden="1" w:unhideWhenUsed="1"/>
-    <w:lsdException w:name="annotation subject" w:semiHidden="1" w:unhideWhenUsed="1"/>
-    <w:lsdException w:name="No List" w:semiHidden="1" w:unhideWhenUsed="1"/>
-    <w:lsdException w:name="Outline List 1" w:semiHidden="1" w:unhideWhenUsed="1"/>
-    <w:lsdException w:name="Outline List 2" w:semiHidden="1" w:unhideWhenUsed="1"/>
-    <w:lsdException w:name="Outline List 3" w:semiHidden="1" w:unhideWhenUsed="1"/>
-    <w:lsdException w:name="Table Simple 1" w:semiHidden="1" w:unhideWhenUsed="1"/>
-    <w:lsdException w:name="Table Simple 2" w:semiHidden="1" w:unhideWhenUsed="1"/>
-    <w:lsdException w:name="Table Simple 3" w:semiHidden="1" w:unhideWhenUsed="1"/>
-    <w:lsdException w:name="Table Classic 1" w:semiHidden="1" w:unhideWhenUsed="1"/>
-    <w:lsdException w:name="Table Classic 2" w:semiHidden="1" w:unhideWhenUsed="1"/>
-    <w:lsdException w:name="Table Classic 3" w:semiHidden="1" w:unhideWhenUsed="1"/>
-    <w:lsdException w:name="Table Classic 4" w:semiHidden="1" w:unhideWhenUsed="1"/>
-    <w:lsdException w:name="Table Colorful 1" w:semiHidden="1" w:unhideWhenUsed="1"/>
-    <w:lsdException w:name="Table Colorful 2" w:semiHidden="1" w:unhideWhenUsed="1"/>
-    <w:lsdException w:name="Table Colorful 3" w:semiHidden="1" w:unhideWhenUsed="1"/>
-    <w:lsdException w:name="Table Columns 1" w:semiHidden="1" w:unhideWhenUsed="1"/>
-    <w:lsdException w:name="Table Columns 2" w:semiHidden="1" w:unhideWhenUsed="1"/>
-    <w:lsdException w:name="Table Columns 3" w:semiHidden="1" w:unhideWhenUsed="1"/>
-    <w:lsdException w:name="Table Columns 4" w:semiHidden="1" w:unhideWhenUsed="1"/>
-    <w:lsdException w:name="Table Columns 5" w:semiHidden="1" w:unhideWhenUsed="1"/>
-    <w:lsdException w:name="Table Grid 1" w:semiHidden="1" w:unhideWhenUsed="1"/>
-    <w:lsdException w:name="Table Grid 2" w:semiHidden="1" w:unhideWhenUsed="1"/>
-    <w:lsdException w:name="Table Grid 3" w:semiHidden="1" w:unhideWhenUsed="1"/>
-    <w:lsdException w:name="Table Grid 4" w:semiHidden="1" w:unhideWhenUsed="1"/>
-    <w:lsdException w:name="Table Grid 5" w:semiHidden="1" w:unhideWhenUsed="1"/>
-    <w:lsdException w:name="Table Grid 6" w:semiHidden="1" w:unhideWhenUsed="1"/>
-    <w:lsdException w:name="Table Grid 7" w:semiHidden="1" w:unhideWhenUsed="1"/>
-    <w:lsdException w:name="Table Grid 8" w:semiHidden="1" w:unhideWhenUsed="1"/>
-    <w:lsdException w:name="Table List 1" w:semiHidden="1" w:unhideWhenUsed="1"/>
-    <w:lsdException w:name="Table List 2" w:semiHidden="1" w:unhideWhenUsed="1"/>
-    <w:lsdException w:name="Table List 3" w:semiHidden="1" w:unhideWhenUsed="1"/>
-    <w:lsdException w:name="Table List 4" w:semiHidden="1" w:unhideWhenUsed="1"/>
-    <w:lsdException w:name="Table List 5" w:semiHidden="1" w:unhideWhenUsed="1"/>
-    <w:lsdException w:name="Table List 6" w:semiHidden="1" w:unhideWhenUsed="1"/>
-    <w:lsdException w:name="Table List 7" w:semiHidden="1" w:unhideWhenUsed="1"/>
-    <w:lsdException w:name="Table List 8" w:semiHidden="1" w:unhideWhenUsed="1"/>
-    <w:lsdException w:name="Table 3D effects 1" w:semiHidden="1" w:unhideWhenUsed="1"/>
-    <w:lsdException w:name="Table 3D effects 2" w:semiHidden="1" w:unhideWhenUsed="1"/>
-    <w:lsdException w:name="Table 3D effects 3" w:semiHidden="1" w:unhideWhenUsed="1"/>
-    <w:lsdException w:name="Table Contemporary" w:semiHidden="1" w:unhideWhenUsed="1"/>
-    <w:lsdException w:name="Table Elegant" w:semiHidden="1" w:unhideWhenUsed="1"/>
-    <w:lsdException w:name="Table Professional" w:semiHidden="1" w:unhideWhenUsed="1"/>
-    <w:lsdException w:name="Table Subtle 1" w:semiHidden="1" w:unhideWhenUsed="1"/>
-    <w:lsdException w:name="Table Subtle 2" w:semiHidden="1" w:unhideWhenUsed="1"/>
-    <w:lsdException w:name="Table Web 1" w:semiHidden="1" w:unhideWhenUsed="1"/>
-    <w:lsdException w:name="Table Web 2" w:semiHidden="1" w:unhideWhenUsed="1"/>
-    <w:lsdException w:name="Table Web 3" w:semiHidden="1" w:unhideWhenUsed="1"/>
-    <w:lsdException w:name="Balloon Text" w:semiHidden="1" w:unhideWhenUsed="1"/>
-    <w:lsdException w:name="Table Grid" w:uiPriority="39"/>
-    <w:lsdException w:name="Table Theme" w:semiHidden="1" w:unhideWhenUsed="1"/>
-    <w:lsdException w:name="Placeholder Text" w:semiHidden="1"/>
-    <w:lsdException w:name="No Spacing" w:uiPriority="1" w:qFormat="1"/>
-    <w:lsdException w:name="Light Shading" w:uiPriority="60"/>
-    <w:lsdException w:name="Light List" w:uiPriority="61"/>
-    <w:lsdException w:name="Light Grid" w:uiPriority="62"/>
-    <w:lsdException w:name="Medium Shading 1" w:uiPriority="63"/>
-    <w:lsdException w:name="Medium Shading 2" w:uiPriority="64"/>
-    <w:lsdException w:name="Medium List 1" w:uiPriority="65"/>
-    <w:lsdException w:name="Medium List 2" w:uiPriority="66"/>
-    <w:lsdException w:name="Medium Grid 1" w:uiPriority="67"/>
-    <w:lsdException w:name="Medium Grid 2" w:uiPriority="68"/>
-    <w:lsdException w:name="Medium Grid 3" w:uiPriority="69"/>
-    <w:lsdException w:name="Dark List" w:uiPriority="70"/>
-    <w:lsdException w:name="Colorful Shading" w:uiPriority="71"/>
-    <w:lsdException w:name="Colorful List" w:uiPriority="72"/>
-    <w:lsdException w:name="Colorful Grid" w:uiPriority="73"/>
-    <w:lsdException w:name="Light Shading Accent 1" w:uiPriority="60"/>
-    <w:lsdException w:name="Light List Accent 1" w:uiPriority="61"/>
-    <w:lsdException w:name="Light Grid Accent 1" w:uiPriority="62"/>
-    <w:lsdException w:name="Medium Shading 1 Accent 1" w:uiPriority="63"/>
-    <w:lsdException w:name="Medium Shading 2 Accent 1" w:uiPriority="64"/>
-    <w:lsdException w:name="Medium List 1 Accent 1" w:uiPriority="65"/>
-    <w:lsdException w:name="Revision" w:semiHidden="1"/>
-    <w:lsdException w:name="List Paragraph" w:uiPriority="34" w:qFormat="1"/>
-    <w:lsdException w:name="Quote" w:uiPriority="29" w:qFormat="1"/>
-    <w:lsdException w:name="Intense Quote" w:uiPriority="30" w:qFormat="1"/>
-    <w:lsdException w:name="Medium List 2 Accent 1" w:uiPriority="66"/>
-    <w:lsdException w:name="Medium Grid 1 Accent 1" w:uiPriority="67"/>
-    <w:lsdException w:name="Medium Grid 2 Accent 1" w:uiPriority="68"/>
-    <w:lsdException w:name="Medium Grid 3 Accent 1" w:uiPriority="69"/>
-    <w:lsdException w:name="Dark List Accent 1" w:uiPriority="70"/>
-    <w:lsdException w:name="Colorful Shading Accent 1" w:uiPriority="71"/>
-    <w:lsdException w:name="Colorful List Accent 1" w:uiPriority="72"/>
-    <w:lsdException w:name="Colorful Grid Accent 1" w:uiPriority="73"/>
-    <w:lsdException w:name="Light Shading Accent 2" w:uiPriority="60"/>
-    <w:lsdException w:name="Light List Accent 2" w:uiPriority="61"/>
-    <w:lsdException w:name="Light Grid Accent 2" w:uiPriority="62"/>
-    <w:lsdException w:name="Medium Shading 1 Accent 2" w:uiPriority="63"/>
-    <w:lsdException w:name="Medium Shading 2 Accent 2" w:uiPriority="64"/>
-    <w:lsdException w:name="Medium List 1 Accent 2" w:uiPriority="65"/>
-    <w:lsdException w:name="Medium List 2 Accent 2" w:uiPriority="66"/>
-    <w:lsdException w:name="Medium Grid 1 Accent 2" w:uiPriority="67"/>
-    <w:lsdException w:name="Medium Grid 2 Accent 2" w:uiPriority="68"/>
-    <w:lsdException w:name="Medium Grid 3 Accent 2" w:uiPriority="69"/>
-    <w:lsdException w:name="Dark List Accent 2" w:uiPriority="70"/>
-    <w:lsdException w:name="Colorful Shading Accent 2" w:uiPriority="71"/>
-    <w:lsdException w:name="Colorful List Accent 2" w:uiPriority="72"/>
-    <w:lsdException w:name="Colorful Grid Accent 2" w:uiPriority="73"/>
-    <w:lsdException w:name="Light Shading Accent 3" w:uiPriority="60"/>
-    <w:lsdException w:name="Light List Accent 3" w:uiPriority="61"/>
-    <w:lsdException w:name="Light Grid Accent 3" w:uiPriority="62"/>
-    <w:lsdException w:name="Medium Shading 1 Accent 3" w:uiPriority="63"/>
-    <w:lsdException w:name="Medium Shading 2 Accent 3" w:uiPriority="64"/>
-    <w:lsdException w:name="Medium List 1 Accent 3" w:uiPriority="65"/>
-    <w:lsdException w:name="Medium List 2 Accent 3" w:uiPriority="66"/>
-    <w:lsdException w:name="Medium Grid 1 Accent 3" w:uiPriority="67"/>
-    <w:lsdException w:name="Medium Grid 2 Accent 3" w:uiPriority="68"/>
-    <w:lsdException w:name="Medium Grid 3 Accent 3" w:uiPriority="69"/>
-    <w:lsdException w:name="Dark List Accent 3" w:uiPriority="70"/>
-    <w:lsdException w:name="Colorful Shading Accent 3" w:uiPriority="71"/>
-    <w:lsdException w:name="Colorful List Accent 3" w:uiPriority="72"/>
-    <w:lsdException w:name="Colorful Grid Accent 3" w:uiPriority="73"/>
-    <w:lsdException w:name="Light Shading Accent 4" w:uiPriority="60"/>
-    <w:lsdException w:name="Light List Accent 4" w:uiPriority="61"/>
-    <w:lsdException w:name="Light Grid Accent 4" w:uiPriority="62"/>
-    <w:lsdException w:name="Medium Shading 1 Accent 4" w:uiPriority="63"/>
-    <w:lsdException w:name="Medium Shading 2 Accent 4" w:uiPriority="64"/>
-    <w:lsdException w:name="Medium List 1 Accent 4" w:uiPriority="65"/>
-    <w:lsdException w:name="Medium List 2 Accent 4" w:uiPriority="66"/>
-    <w:lsdException w:name="Medium Grid 1 Accent 4" w:uiPriority="67"/>
-    <w:lsdException w:name="Medium Grid 2 Accent 4" w:uiPriority="68"/>
-    <w:lsdException w:name="Medium Grid 3 Accent 4" w:uiPriority="69"/>
-    <w:lsdException w:name="Dark List Accent 4" w:uiPriority="70"/>
-    <w:lsdException w:name="Colorful Shading Accent 4" w:uiPriority="71"/>
-    <w:lsdException w:name="Colorful List Accent 4" w:uiPriority="72"/>
-    <w:lsdException w:name="Colorful Grid Accent 4" w:uiPriority="73"/>
-    <w:lsdException w:name="Light Shading Accent 5" w:uiPriority="60"/>
-    <w:lsdException w:name="Light List Accent 5" w:uiPriority="61"/>
-    <w:lsdException w:name="Light Grid Accent 5" w:uiPriority="62"/>
-    <w:lsdException w:name="Medium Shading 1 Accent 5" w:uiPriority="63"/>
-    <w:lsdException w:name="Medium Shading 2 Accent 5" w:uiPriority="64"/>
-    <w:lsdException w:name="Medium List 1 Accent 5" w:uiPriority="65"/>
-    <w:lsdException w:name="Medium List 2 Accent 5" w:uiPriority="66"/>
-    <w:lsdException w:name="Medium Grid 1 Accent 5" w:uiPriority="67"/>
-    <w:lsdException w:name="Medium Grid 2 Accent 5" w:uiPriority="68"/>
-    <w:lsdException w:name="Medium Grid 3 Accent 5" w:uiPriority="69"/>
-    <w:lsdException w:name="Dark List Accent 5" w:uiPriority="70"/>
-    <w:lsdException w:name="Colorful Shading Accent 5" w:uiPriority="71"/>
-    <w:lsdException w:name="Colorful List Accent 5" w:uiPriority="72"/>
-    <w:lsdException w:name="Colorful Grid Accent 5" w:uiPriority="73"/>
-    <w:lsdException w:name="Light Shading Accent 6" w:uiPriority="60"/>
-    <w:lsdException w:name="Light List Accent 6" w:uiPriority="61"/>
-    <w:lsdException w:name="Light Grid Accent 6" w:uiPriority="62"/>
-    <w:lsdException w:name="Medium Shading 1 Accent 6" w:uiPriority="63"/>
-    <w:lsdException w:name="Medium Shading 2 Accent 6" w:uiPriority="64"/>
-    <w:lsdException w:name="Medium List 1 Accent 6" w:uiPriority="65"/>
-    <w:lsdException w:name="Medium List 2 Accent 6" w:uiPriority="66"/>
-    <w:lsdException w:name="Medium Grid 1 Accent 6" w:uiPriority="67"/>
-    <w:lsdException w:name="Medium Grid 2 Accent 6" w:uiPriority="68"/>
-    <w:lsdException w:name="Medium Grid 3 Accent 6" w:uiPriority="69"/>
-    <w:lsdException w:name="Dark List Accent 6" w:uiPriority="70"/>
-    <w:lsdException w:name="Colorful Shading Accent 6" w:uiPriority="71"/>
-    <w:lsdException w:name="Colorful List Accent 6" w:uiPriority="72"/>
-    <w:lsdException w:name="Colorful Grid Accent 6" w:uiPriority="73"/>
-    <w:lsdException w:name="Subtle Emphasis" w:uiPriority="19" w:qFormat="1"/>
-    <w:lsdException w:name="Intense Emphasis" w:uiPriority="21" w:qFormat="1"/>
-    <w:lsdException w:name="Subtle Reference" w:uiPriority="31" w:qFormat="1"/>
-    <w:lsdException w:name="Intense Reference" w:uiPriority="32" w:qFormat="1"/>
-    <w:lsdException w:name="Book Title" w:uiPriority="33" w:qFormat="1"/>
-    <w:lsdException w:name="Bibliography" w:semiHidden="1" w:uiPriority="37" w:unhideWhenUsed="1"/>
-    <w:lsdException w:name="TOC Heading" w:semiHidden="1" w:uiPriority="39" w:unhideWhenUsed="1" w:qFormat="1"/>
-    <w:lsdException w:name="Plain Table 1" w:uiPriority="41"/>
-    <w:lsdException w:name="Plain Table 2" w:uiPriority="42"/>
-    <w:lsdException w:name="Plain Table 3" w:uiPriority="43"/>
-    <w:lsdException w:name="Plain Table 4" w:uiPriority="44"/>
-    <w:lsdException w:name="Plain Table 5" w:uiPriority="45"/>
-    <w:lsdException w:name="Grid Table Light" w:uiPriority="40"/>
-    <w:lsdException w:name="Grid Table 1 Light" w:uiPriority="46"/>
-    <w:lsdException w:name="Grid Table 2" w:uiPriority="47"/>
-    <w:lsdException w:name="Grid Table 3" w:uiPriority="48"/>
-    <w:lsdException w:name="Grid Table 4" w:uiPriority="49"/>
-    <w:lsdException w:name="Grid Table 5 Dark" w:uiPriority="50"/>
-    <w:lsdException w:name="Grid Table 6 Colorful" w:uiPriority="51"/>
-    <w:lsdException w:name="Grid Table 7 Colorful" w:uiPriority="52"/>
-    <w:lsdException w:name="Grid Table 1 Light Accent 1" w:uiPriority="46"/>
-    <w:lsdException w:name="Grid Table 2 Accent 1" w:uiPriority="47"/>
-    <w:lsdException w:name="Grid Table 3 Accent 1" w:uiPriority="48"/>
-    <w:lsdException w:name="Grid Table 4 Accent 1" w:uiPriority="49"/>
-    <w:lsdException w:name="Grid Table 5 Dark Accent 1" w:uiPriority="50"/>
-    <w:lsdException w:name="Grid Table 6 Colorful Accent 1" w:uiPriority="51"/>
-    <w:lsdException w:name="Grid Table 7 Colorful Accent 1" w:uiPriority="52"/>
-    <w:lsdException w:name="Grid Table 1 Light Accent 2" w:uiPriority="46"/>
-    <w:lsdException w:name="Grid Table 2 Accent 2" w:uiPriority="47"/>
-    <w:lsdException w:name="Grid Table 3 Accent 2" w:uiPriority="48"/>
-    <w:lsdException w:name="Grid Table 4 Accent 2" w:uiPriority="49"/>
-    <w:lsdException w:name="Grid Table 5 Dark Accent 2" w:uiPriority="50"/>
-    <w:lsdException w:name="Grid Table 6 Colorful Accent 2" w:uiPriority="51"/>
-    <w:lsdException w:name="Grid Table 7 Colorful Accent 2" w:uiPriority="52"/>
-    <w:lsdException w:name="Grid Table 1 Light Accent 3" w:uiPriority="46"/>
-    <w:lsdException w:name="Grid Table 2 Accent 3" w:uiPriority="47"/>
-    <w:lsdException w:name="Grid Table 3 Accent 3" w:uiPriority="48"/>
-    <w:lsdException w:name="Grid Table 4 Accent 3" w:uiPriority="49"/>
-    <w:lsdException w:name="Grid Table 5 Dark Accent 3" w:uiPriority="50"/>
-    <w:lsdException w:name="Grid Table 6 Colorful Accent 3" w:uiPriority="51"/>
-    <w:lsdException w:name="Grid Table 7 Colorful Accent 3" w:uiPriority="52"/>
-    <w:lsdException w:name="Grid Table 1 Light Accent 4" w:uiPriority="46"/>
-    <w:lsdException w:name="Grid Table 2 Accent 4" w:uiPriority="47"/>
-    <w:lsdException w:name="Grid Table 3 Accent 4" w:uiPriority="48"/>
-    <w:lsdException w:name="Grid Table 4 Accent 4" w:uiPriority="49"/>
-    <w:lsdException w:name="Grid Table 5 Dark Accent 4" w:uiPriority="50"/>
-    <w:lsdException w:name="Grid Table 6 Colorful Accent 4" w:uiPriority="51"/>
-    <w:lsdException w:name="Grid Table 7 Colorful Accent 4" w:uiPriority="52"/>
-    <w:lsdException w:name="Grid Table 1 Light Accent 5" w:uiPriority="46"/>
-    <w:lsdException w:name="Grid Table 2 Accent 5" w:uiPriority="47"/>
-    <w:lsdException w:name="Grid Table 3 Accent 5" w:uiPriority="48"/>
-    <w:lsdException w:name="Grid Table 4 Accent 5" w:uiPriority="49"/>
-    <w:lsdException w:name="Grid Table 5 Dark Accent 5" w:uiPriority="50"/>
-    <w:lsdException w:name="Grid Table 6 Colorful Accent 5" w:uiPriority="51"/>
-    <w:lsdException w:name="Grid Table 7 Colorful Accent 5" w:uiPriority="52"/>
-    <w:lsdException w:name="Grid Table 1 Light Accent 6" w:uiPriority="46"/>
-    <w:lsdException w:name="Grid Table 2 Accent 6" w:uiPriority="47"/>
-    <w:lsdException w:name="Grid Table 3 Accent 6" w:uiPriority="48"/>
-    <w:lsdException w:name="Grid Table 4 Accent 6" w:uiPriority="49"/>
-    <w:lsdException w:name="Grid Table 5 Dark Accent 6" w:uiPriority="50"/>
-    <w:lsdException w:name="Grid Table 6 Colorful Accent 6" w:uiPriority="51"/>
-    <w:lsdException w:name="Grid Table 7 Colorful Accent 6" w:uiPriority="52"/>
-    <w:lsdException w:name="List Table 1 Light" w:uiPriority="46"/>
-    <w:lsdException w:name="List Table 2" w:uiPriority="47"/>
-    <w:lsdException w:name="List Table 3" w:uiPriority="48"/>
-    <w:lsdException w:name="List Table 4" w:uiPriority="49"/>
-    <w:lsdException w:name="List Table 5 Dark" w:uiPriority="50"/>
-    <w:lsdException w:name="List Table 6 Colorful" w:uiPriority="51"/>
-    <w:lsdException w:name="List Table 7 Colorful" w:uiPriority="52"/>
-    <w:lsdException w:name="List Table 1 Light Accent 1" w:uiPriority="46"/>
-    <w:lsdException w:name="List Table 2 Accent 1" w:uiPriority="47"/>
-    <w:lsdException w:name="List Table 3 Accent 1" w:uiPriority="48"/>
-    <w:lsdException w:name="List Table 4 Accent 1" w:uiPriority="49"/>
-    <w:lsdException w:name="List Table 5 Dark Accent 1" w:uiPriority="50"/>
-    <w:lsdException w:name="List Table 6 Colorful Accent 1" w:uiPriority="51"/>
-    <w:lsdException w:name="List Table 7 Colorful Accent 1" w:uiPriority="52"/>
-    <w:lsdException w:name="List Table 1 Light Accent 2" w:uiPriority="46"/>
-    <w:lsdException w:name="List Table 2 Accent 2" w:uiPriority="47"/>
-    <w:lsdException w:name="List Table 3 Accent 2" w:uiPriority="48"/>
-    <w:lsdException w:name="List Table 4 Accent 2" w:uiPriority="49"/>
-    <w:lsdException w:name="List Table 5 Dark Accent 2" w:uiPriority="50"/>
-    <w:lsdException w:name="List Table 6 Colorful Accent 2" w:uiPriority="51"/>
-    <w:lsdException w:name="List Table 7 Colorful Accent 2" w:uiPriority="52"/>
-    <w:lsdException w:name="List Table 1 Light Accent 3" w:uiPriority="46"/>
-    <w:lsdException w:name="List Table 2 Accent 3" w:uiPriority="47"/>
-    <w:lsdException w:name="List Table 3 Accent 3" w:uiPriority="48"/>
-    <w:lsdException w:name="List Table 4 Accent 3" w:uiPriority="49"/>
-    <w:lsdException w:name="List Table 5 Dark Accent 3" w:uiPriority="50"/>
-    <w:lsdException w:name="List Table 6 Colorful Accent 3" w:uiPriority="51"/>
-    <w:lsdException w:name="List Table 7 Colorful Accent 3" w:uiPriority="52"/>
-    <w:lsdException w:name="List Table 1 Light Accent 4" w:uiPriority="46"/>
-    <w:lsdException w:name="List Table 2 Accent 4" w:uiPriority="47"/>
-    <w:lsdException w:name="List Table 3 Accent 4" w:uiPriority="48"/>
-    <w:lsdException w:name="List Table 4 Accent 4" w:uiPriority="49"/>
-    <w:lsdException w:name="List Table 5 Dark Accent 4" w:uiPriority="50"/>
-    <w:lsdException w:name="List Table 6 Colorful Accent 4" w:uiPriority="51"/>
-    <w:lsdException w:name="List Table 7 Colorful Accent 4" w:uiPriority="52"/>
-    <w:lsdException w:name="List Table 1 Light Accent 5" w:uiPriority="46"/>
-    <w:lsdException w:name="List Table 2 Accent 5" w:uiPriority="47"/>
-    <w:lsdException w:name="List Table 3 Accent 5" w:uiPriority="48"/>
-    <w:lsdException w:name="List Table 4 Accent 5" w:uiPriority="49"/>
-    <w:lsdException w:name="List Table 5 Dark Accent 5" w:uiPriority="50"/>
-    <w:lsdException w:name="List Table 6 Colorful Accent 5" w:uiPriority="51"/>
-    <w:lsdException w:name="List Table 7 Colorful Accent 5" w:uiPriority="52"/>
-    <w:lsdException w:name="List Table 1 Light Accent 6" w:uiPriority="46"/>
-    <w:lsdException w:name="List Table 2 Accent 6" w:uiPriority="47"/>
-    <w:lsdException w:name="List Table 3 Accent 6" w:uiPriority="48"/>
-    <w:lsdException w:name="List Table 4 Accent 6" w:uiPriority="49"/>
-    <w:lsdException w:name="List Table 5 Dark Accent 6" w:uiPriority="50"/>
-    <w:lsdException w:name="List Table 6 Colorful Accent 6" w:uiPriority="51"/>
-    <w:lsdException w:name="List Table 7 Colorful Accent 6" w:uiPriority="52"/>
-    <w:lsdException w:name="Mention" w:semiHidden="1" w:unhideWhenUsed="1"/>
-    <w:lsdException w:name="Smart Hyperlink" w:semiHidden="1" w:unhideWhenUsed="1"/>
-    <w:lsdException w:name="Hashtag" w:semiHidden="1" w:unhideWhenUsed="1"/>
-    <w:lsdException w:name="Unresolved Mention" w:semiHidden="1" w:unhideWhenUsed="1"/>
-    <w:lsdException w:name="Smart Link" w:semiHidden="1" w:unhideWhenUsed="1"/>
-  </w:latentStyles>
-  <w:style w:type="paragraph" w:default="1" w:styleId="Normal">
-    <w:name w:val="Normal"/>
-    <w:qFormat/>
-  </w:style>
-  <w:style w:type="character" w:default="1" w:styleId="DefaultParagraphFont">
-    <w:name w:val="Default Paragraph Font"/>
-    <w:uiPriority w:val="1"/>
-    <w:semiHidden/>
-    <w:unhideWhenUsed/>
-  </w:style>
-  <w:style w:type="table" w:default="1" w:styleId="TableNormal">
-    <w:name w:val="Normal Table"/>
-    <w:uiPriority w:val="99"/>
-    <w:semiHidden/>
-    <w:unhideWhenUsed/>
-    <w:tblPr>
-      <w:tblInd w:w="0" w:type="dxa"/>
-      <w:tblCellMar>
-        <w:top w:w="0" w:type="dxa"/>
-        <w:left w:w="108" w:type="dxa"/>
-        <w:bottom w:w="0" w:type="dxa"/>
-        <w:right w:w="108" w:type="dxa"/>
-      </w:tblCellMar>
-    </w:tblPr>
-  </w:style>
-  <w:style w:type="numbering" w:default="1" w:styleId="NoList">
-    <w:name w:val="No List"/>
-    <w:uiPriority w:val="99"/>
-    <w:semiHidden/>
-    <w:unhideWhenUsed/>
-  </w:style>
-  <w:style w:type="paragraph" w:customStyle="1" w:styleId="EEF7C8436C384375AAF9A8D719FFBE29">
-    <w:name w:val="EEF7C8436C384375AAF9A8D719FFBE29"/>
-    <w:rsid w:val="00DC0BF3"/>
-    <w:pPr>
-      <w:tabs>
-        <w:tab w:val="center" w:pos="4680"/>
-        <w:tab w:val="right" w:pos="9360"/>
-      </w:tabs>
-      <w:ind w:left="720" w:right="720"/>
-    </w:pPr>
-    <w:rPr>
-      <w:rFonts w:eastAsiaTheme="minorHAnsi"/>
-      <w:color w:val="000000" w:themeColor="text1"/>
-      <w:sz w:val="17"/>
-      <w:szCs w:val="16"/>
-    </w:rPr>
-  </w:style>
-  <w:style w:type="character" w:styleId="PlaceholderText">
-    <w:name w:val="Placeholder Text"/>
-    <w:basedOn w:val="DefaultParagraphFont"/>
-    <w:uiPriority w:val="99"/>
-    <w:semiHidden/>
-    <w:rsid w:val="00DC0BF3"/>
-    <w:rPr>
-      <w:color w:val="808080"/>
-    </w:rPr>
-  </w:style>
-  <w:style w:type="paragraph" w:styleId="Header">
-    <w:name w:val="header"/>
-    <w:basedOn w:val="Normal"/>
-    <w:link w:val="HeaderChar"/>
-    <w:uiPriority w:val="99"/>
-    <w:unhideWhenUsed/>
-    <w:rsid w:val="00DC0BF3"/>
-    <w:pPr>
-      <w:tabs>
-        <w:tab w:val="center" w:pos="4680"/>
-        <w:tab w:val="right" w:pos="9360"/>
-      </w:tabs>
-      <w:ind w:left="720" w:right="720"/>
-    </w:pPr>
-    <w:rPr>
-      <w:rFonts w:eastAsiaTheme="minorHAnsi"/>
-      <w:color w:val="000000" w:themeColor="text1"/>
-      <w:sz w:val="17"/>
-      <w:szCs w:val="16"/>
-    </w:rPr>
-  </w:style>
-  <w:style w:type="character" w:customStyle="1" w:styleId="HeaderChar">
-    <w:name w:val="Header Char"/>
-    <w:basedOn w:val="DefaultParagraphFont"/>
-    <w:link w:val="Header"/>
-    <w:uiPriority w:val="99"/>
-    <w:rsid w:val="00DC0BF3"/>
-    <w:rPr>
-      <w:rFonts w:eastAsiaTheme="minorHAnsi"/>
-      <w:color w:val="000000" w:themeColor="text1"/>
-      <w:sz w:val="17"/>
-      <w:szCs w:val="16"/>
-    </w:rPr>
-  </w:style>
-  <w:style w:type="paragraph" w:styleId="NoSpacing">
-    <w:name w:val="No Spacing"/>
-    <w:uiPriority w:val="1"/>
-    <w:qFormat/>
-    <w:rsid w:val="000F0DA9"/>
-  </w:style>
-  <w:style w:type="paragraph" w:customStyle="1" w:styleId="ACCC4214310642CBADA7CE0019C53B22">
-    <w:name w:val="ACCC4214310642CBADA7CE0019C53B22"/>
-    <w:rsid w:val="000F0DA9"/>
-    <w:pPr>
-      <w:spacing w:after="160" w:line="259" w:lineRule="auto"/>
-    </w:pPr>
-    <w:rPr>
-      <w:sz w:val="22"/>
-      <w:szCs w:val="22"/>
-    </w:rPr>
-  </w:style>
-  <w:style w:type="paragraph" w:customStyle="1" w:styleId="341FCD122736444BBA498DEFAADDBB9A">
-    <w:name w:val="341FCD122736444BBA498DEFAADDBB9A"/>
-    <w:rsid w:val="000F0DA9"/>
-    <w:pPr>
-      <w:spacing w:after="160" w:line="259" w:lineRule="auto"/>
-    </w:pPr>
-    <w:rPr>
-      <w:sz w:val="22"/>
-      <w:szCs w:val="22"/>
-    </w:rPr>
-  </w:style>
-  <w:style w:type="paragraph" w:customStyle="1" w:styleId="9B6284936E8A4483A05D3CC6FEFE434C">
-    <w:name w:val="9B6284936E8A4483A05D3CC6FEFE434C"/>
-    <w:rsid w:val="000F0DA9"/>
-    <w:pPr>
-      <w:spacing w:after="160" w:line="259" w:lineRule="auto"/>
-    </w:pPr>
-    <w:rPr>
-      <w:sz w:val="22"/>
-      <w:szCs w:val="22"/>
-    </w:rPr>
-  </w:style>
-  <w:style w:type="paragraph" w:customStyle="1" w:styleId="B6DF6173FFEB4C0CB5856D59B1A2448D">
-    <w:name w:val="B6DF6173FFEB4C0CB5856D59B1A2448D"/>
-    <w:rsid w:val="000F0DA9"/>
-    <w:pPr>
-      <w:spacing w:after="160" w:line="259" w:lineRule="auto"/>
-    </w:pPr>
-    <w:rPr>
-      <w:sz w:val="22"/>
-      <w:szCs w:val="22"/>
-    </w:rPr>
-  </w:style>
-  <w:style w:type="paragraph" w:customStyle="1" w:styleId="EBD0DE7C0FDA4EA88959FC009663D4D9">
-    <w:name w:val="EBD0DE7C0FDA4EA88959FC009663D4D9"/>
-    <w:rsid w:val="000F0DA9"/>
-    <w:pPr>
-      <w:spacing w:after="160" w:line="259" w:lineRule="auto"/>
-    </w:pPr>
-    <w:rPr>
-      <w:sz w:val="22"/>
-      <w:szCs w:val="22"/>
-    </w:rPr>
-  </w:style>
-  <w:style w:type="paragraph" w:customStyle="1" w:styleId="824AC4160F0C443BBA36CEBBE0B4CA3C">
-    <w:name w:val="824AC4160F0C443BBA36CEBBE0B4CA3C"/>
-    <w:rsid w:val="000F0DA9"/>
-    <w:pPr>
-      <w:spacing w:after="160" w:line="259" w:lineRule="auto"/>
-    </w:pPr>
-    <w:rPr>
-      <w:sz w:val="22"/>
-      <w:szCs w:val="22"/>
-    </w:rPr>
-  </w:style>
-  <w:style w:type="paragraph" w:customStyle="1" w:styleId="3DBB131D7A284DAB87A9B68577263748">
-    <w:name w:val="3DBB131D7A284DAB87A9B68577263748"/>
-    <w:rsid w:val="000F0DA9"/>
-    <w:pPr>
-      <w:spacing w:after="160" w:line="259" w:lineRule="auto"/>
-    </w:pPr>
-    <w:rPr>
-      <w:sz w:val="22"/>
-      <w:szCs w:val="22"/>
-    </w:rPr>
-  </w:style>
-  <w:style w:type="paragraph" w:customStyle="1" w:styleId="11411C59525B43B588942747F530F730">
-    <w:name w:val="11411C59525B43B588942747F530F730"/>
-    <w:rsid w:val="000F0DA9"/>
-    <w:pPr>
-      <w:spacing w:after="160" w:line="259" w:lineRule="auto"/>
-    </w:pPr>
-    <w:rPr>
-      <w:sz w:val="22"/>
-      <w:szCs w:val="22"/>
-    </w:rPr>
-  </w:style>
-  <w:style w:type="paragraph" w:customStyle="1" w:styleId="B6E23A7DA10D40B2833A236108751FD3">
-    <w:name w:val="B6E23A7DA10D40B2833A236108751FD3"/>
-    <w:rsid w:val="000F0DA9"/>
-    <w:pPr>
-      <w:spacing w:after="160" w:line="259" w:lineRule="auto"/>
-    </w:pPr>
-    <w:rPr>
-      <w:sz w:val="22"/>
-      <w:szCs w:val="22"/>
-    </w:rPr>
-  </w:style>
-  <w:style w:type="paragraph" w:customStyle="1" w:styleId="F0F57FF2A9F04478BBB51D4A27E7865E">
-    <w:name w:val="F0F57FF2A9F04478BBB51D4A27E7865E"/>
-    <w:rsid w:val="000F0DA9"/>
-    <w:pPr>
-      <w:spacing w:after="160" w:line="259" w:lineRule="auto"/>
-    </w:pPr>
-    <w:rPr>
-      <w:sz w:val="22"/>
-      <w:szCs w:val="22"/>
-    </w:rPr>
-  </w:style>
-  <w:style w:type="paragraph" w:customStyle="1" w:styleId="EEF7C8436C384375AAF9A8D719FFBE291">
-    <w:name w:val="EEF7C8436C384375AAF9A8D719FFBE291"/>
-    <w:rsid w:val="000F0DA9"/>
-    <w:pPr>
-      <w:tabs>
-        <w:tab w:val="center" w:pos="4680"/>
-        <w:tab w:val="right" w:pos="9360"/>
-      </w:tabs>
-      <w:ind w:left="720" w:right="720"/>
-    </w:pPr>
-    <w:rPr>
-      <w:rFonts w:eastAsiaTheme="minorHAnsi"/>
-      <w:color w:val="000000" w:themeColor="text1"/>
-      <w:sz w:val="17"/>
-      <w:szCs w:val="16"/>
-    </w:rPr>
-  </w:style>
-</w:styles>
-</file>
-
-<file path=word/glossary/webSettings.xml><?xml version="1.0" encoding="utf-8"?>
-<w:webSettings xmlns:mc="http://schemas.openxmlformats.org/markup-compatibility/2006" xmlns:r="http://schemas.openxmlformats.org/officeDocument/2006/relationships" xmlns:w="http://schemas.openxmlformats.org/wordprocessingml/2006/main" xmlns:w14="http://schemas.microsoft.com/office/word/2010/wordml" xmlns:w15="http://schemas.microsoft.com/office/word/2012/wordml" xmlns:w16cex="http://schemas.microsoft.com/office/word/2018/wordml/cex" xmlns:w16cid="http://schemas.microsoft.com/office/word/2016/wordml/cid" xmlns:w16="http://schemas.microsoft.com/office/word/2018/wordml" xmlns:w16sdtdh="http://schemas.microsoft.com/office/word/2020/wordml/sdtdatahash" xmlns:w16se="http://schemas.microsoft.com/office/word/2015/wordml/symex" mc:Ignorable="w14 w15 w16se w16cid w16 w16cex w16sdtdh">
-  <w:optimizeForBrowser/>
-  <w:allowPNG/>
-</w:webSettings>
-</file>
-
 <file path=word/theme/theme11.xml><?xml version="1.0" encoding="utf-8"?>
 <a:theme xmlns:a="http://schemas.openxmlformats.org/drawingml/2006/main" name="Wedding Invitation">
   <a:themeElements>
@@ -3217,25 +1893,6 @@
 </a:theme>
 </file>
 
-<file path=customXml/item1.xml><?xml version="1.0" encoding="utf-8"?>
-<CoverPageProperties xmlns="http://schemas.microsoft.com/office/2006/coverPageProps">
-  <PublishDate/>
-  <Abstract/>
-  <CompanyAddress/>
-  <CompanyPhone/>
-  <CompanyFax/>
-  <CompanyEmail/>
-</CoverPageProperties>
-</file>
-
-<file path=customXml/itemProps11.xml><?xml version="1.0" encoding="utf-8"?>
-<ds:datastoreItem xmlns:ds="http://schemas.openxmlformats.org/officeDocument/2006/customXml" ds:itemID="{55AF091B-3C7A-41E3-B477-F2FDAA23CFDA}">
-  <ds:schemaRefs>
-    <ds:schemaRef ds:uri="http://schemas.microsoft.com/office/2006/coverPageProps"/>
-  </ds:schemaRefs>
-</ds:datastoreItem>
-</file>
-
 <file path=docMetadata/LabelInfo.xml><?xml version="1.0" encoding="utf-8"?>
 <clbl:labelList xmlns:clbl="http://schemas.microsoft.com/office/2020/mipLabelMetadata"/>
 </file>